--- a/Fase-2/Evidencias Grupales/2.4_GuiaEstudiante_Fase 2_DesarrolloProyecto APT.docx
+++ b/Fase-2/Evidencias Grupales/2.4_GuiaEstudiante_Fase 2_DesarrolloProyecto APT.docx
@@ -246,12 +246,12 @@
                 <wp:extent cx="6238875" cy="1562100"/>
                 <wp:effectExtent b="0" l="0" r="0" t="0"/>
                 <wp:wrapNone/>
-                <wp:docPr id="28" name="image2.png"/>
+                <wp:docPr id="28" name="image5.png"/>
                 <a:graphic>
                   <a:graphicData uri="http://schemas.openxmlformats.org/drawingml/2006/picture">
                     <pic:pic>
                       <pic:nvPicPr>
-                        <pic:cNvPr id="0" name="image2.png"/>
+                        <pic:cNvPr id="0" name="image5.png"/>
                         <pic:cNvPicPr preferRelativeResize="0"/>
                       </pic:nvPicPr>
                       <pic:blipFill>
@@ -525,9 +525,9 @@
     <w:tbl>
       <w:tblPr>
         <w:tblStyle w:val="Table2"/>
-        <w:tblW w:w="9639.0" w:type="dxa"/>
+        <w:tblW w:w="10410.0" w:type="dxa"/>
         <w:jc w:val="left"/>
-        <w:tblInd w:w="-572.0" w:type="dxa"/>
+        <w:tblInd w:w="-1337.0" w:type="dxa"/>
         <w:tblBorders>
           <w:top w:color="bfbfbf" w:space="0" w:sz="4" w:val="single"/>
           <w:left w:color="bfbfbf" w:space="0" w:sz="4" w:val="single"/>
@@ -540,12 +540,12 @@
         <w:tblLook w:val="0400"/>
       </w:tblPr>
       <w:tblGrid>
-        <w:gridCol w:w="2528"/>
-        <w:gridCol w:w="7111"/>
+        <w:gridCol w:w="1545"/>
+        <w:gridCol w:w="8865"/>
         <w:tblGridChange w:id="0">
           <w:tblGrid>
-            <w:gridCol w:w="2528"/>
-            <w:gridCol w:w="7111"/>
+            <w:gridCol w:w="1545"/>
+            <w:gridCol w:w="8865"/>
           </w:tblGrid>
         </w:tblGridChange>
       </w:tblGrid>
@@ -581,25 +581,17 @@
             <w:pPr>
               <w:jc w:val="both"/>
               <w:rPr>
-                <w:b w:val="1"/>
-                <w:bCs w:val="1"/>
-                <w:i w:val="1"/>
-                <w:iCs w:val="1"/>
-                <w:sz w:val="20"/>
-                <w:szCs w:val="20"/>
-              </w:rPr>
-            </w:pPr>
-            <w:r>
-              <w:rPr>
-                <w:b w:val="1"/>
-                <w:bCs w:val="1"/>
-                <w:i w:val="1"/>
-                <w:iCs w:val="1"/>
-                <w:sz w:val="20"/>
-                <w:szCs w:val="20"/>
-                <w:rtl w:val="0"/>
-              </w:rPr>
-              <w:t xml:space="preserve">Durante esta etapa, el equipo ha trabajado en la construcción y fortalecimiento de la infraestructura técnica y gráfica de “Anglo Electric". En el lado del backend, se implementó la API completa con FastAPI y se configuró una base de datos relacional en la nube usando la plataforma Neon. Se logró el objetivo de crear un CRUD completo para las entidades principales del negocio: usuarios, productos, categorías y cotizaciones. También se cumplió el objetivo de seguridad al usar Bcrypt para encriptar las contraseñas y un sistema de autenticación con tokens JWT. En el frontend, se desarrolló la interfaz de usuario de forma paralela. Por el momento, el backend y el frontend existen por separado y aún no están integrados. El desarrollo del modelo de inteligencia artificial para recomendar kits solares comenzará después de nuestra próxima reunión técnica.</w:t>
+                <w:sz w:val="20"/>
+                <w:szCs w:val="20"/>
+              </w:rPr>
+            </w:pPr>
+            <w:r>
+              <w:rPr>
+                <w:sz w:val="20"/>
+                <w:szCs w:val="20"/>
+                <w:rtl w:val="0"/>
+              </w:rPr>
+              <w:t xml:space="preserve">Durante esta etapa, el equipo ha trabajado en la construcción y fortalecimiento de la infraestructura técnica y gráfica de “Anglo Electric". En el lado del backend, se implementa la API completa con FastAPI y se configuró una base de datos relacional en la nube usando la plataforma Neon. Se logró el objetivo de crear un CRUD completo para las entidades principales del negocio: usuarios, productos, categorías y cotizaciones. También se cumplió el objetivo de seguridad al usar Bcrypt para encriptar las contraseñas y un sistema de autenticación con tokens JWT. En el frontend, se desarrolló la interfaz de usuario de forma paralela. Por el momento, el backend y el frontend existen por separado y aún no están integrados. El desarrollo del modelo de inteligencia artificial para recomendar kits solares comenzará después de nuestra próxima reunión técnica.</w:t>
             </w:r>
           </w:p>
         </w:tc>
@@ -653,11 +645,6 @@
               <w:ind w:left="0" w:right="0" w:firstLine="0"/>
               <w:jc w:val="both"/>
               <w:rPr>
-                <w:rFonts w:ascii="Times New Roman" w:cs="Times New Roman" w:eastAsia="Times New Roman" w:hAnsi="Times New Roman"/>
-                <w:b w:val="1"/>
-                <w:bCs w:val="1"/>
-                <w:i w:val="0"/>
-                <w:iCs w:val="0"/>
                 <w:smallCaps w:val="0"/>
                 <w:strike w:val="0"/>
                 <w:sz w:val="24"/>
@@ -669,10 +656,6 @@
             </w:pPr>
             <w:r>
               <w:rPr>
-                <w:b w:val="1"/>
-                <w:bCs w:val="1"/>
-                <w:i w:val="1"/>
-                <w:iCs w:val="1"/>
                 <w:smallCaps w:val="0"/>
                 <w:strike w:val="0"/>
                 <w:sz w:val="20"/>
@@ -741,11 +724,6 @@
               <w:ind w:left="0" w:right="0" w:firstLine="0"/>
               <w:jc w:val="both"/>
               <w:rPr>
-                <w:rFonts w:ascii="Times New Roman" w:cs="Times New Roman" w:eastAsia="Times New Roman" w:hAnsi="Times New Roman"/>
-                <w:b w:val="1"/>
-                <w:bCs w:val="1"/>
-                <w:i w:val="0"/>
-                <w:iCs w:val="0"/>
                 <w:smallCaps w:val="0"/>
                 <w:strike w:val="0"/>
                 <w:sz w:val="24"/>
@@ -757,10 +735,6 @@
             </w:pPr>
             <w:r>
               <w:rPr>
-                <w:b w:val="1"/>
-                <w:bCs w:val="1"/>
-                <w:i w:val="1"/>
-                <w:iCs w:val="1"/>
                 <w:smallCaps w:val="0"/>
                 <w:strike w:val="0"/>
                 <w:sz w:val="20"/>
@@ -813,127 +787,8 @@
           </w:tcPr>
           <w:p>
             <w:pPr>
-              <w:keepNext w:val="0"/>
-              <w:keepLines w:val="0"/>
-              <w:pageBreakBefore w:val="0"/>
-              <w:widowControl w:val="1"/>
-              <w:pBdr>
-                <w:top w:space="0" w:sz="0" w:val="nil"/>
-                <w:left w:space="0" w:sz="0" w:val="nil"/>
-                <w:bottom w:space="0" w:sz="0" w:val="nil"/>
-                <w:right w:space="0" w:sz="0" w:val="nil"/>
-                <w:between w:space="0" w:sz="0" w:val="nil"/>
-              </w:pBdr>
-              <w:shd w:fill="auto" w:val="clear"/>
-              <w:spacing w:after="160" w:before="0" w:line="240" w:lineRule="auto"/>
-              <w:ind w:left="0" w:right="0" w:firstLine="0"/>
               <w:jc w:val="both"/>
               <w:rPr>
-                <w:rFonts w:ascii="Times New Roman" w:cs="Times New Roman" w:eastAsia="Times New Roman" w:hAnsi="Times New Roman"/>
-                <w:b w:val="0"/>
-                <w:bCs w:val="0"/>
-                <w:i w:val="0"/>
-                <w:iCs w:val="0"/>
-                <w:smallCaps w:val="0"/>
-                <w:strike w:val="0"/>
-                <w:color w:val="000000"/>
-                <w:sz w:val="24"/>
-                <w:szCs w:val="24"/>
-                <w:u w:val="none"/>
-                <w:shd w:fill="auto" w:val="clear"/>
-                <w:vertAlign w:val="baseline"/>
-              </w:rPr>
-            </w:pPr>
-            <w:r>
-              <w:rPr>
-                <w:rFonts w:ascii="Calibri" w:cs="Calibri" w:eastAsia="Calibri" w:hAnsi="Calibri"/>
-                <w:b w:val="0"/>
-                <w:bCs w:val="0"/>
-                <w:i w:val="1"/>
-                <w:iCs w:val="1"/>
-                <w:smallCaps w:val="0"/>
-                <w:strike w:val="0"/>
-                <w:color w:val="548dd4"/>
-                <w:sz w:val="20"/>
-                <w:szCs w:val="20"/>
-                <w:u w:val="none"/>
-                <w:shd w:fill="auto" w:val="clear"/>
-                <w:vertAlign w:val="baseline"/>
-                <w:rtl w:val="0"/>
-              </w:rPr>
-              <w:t xml:space="preserve">Describe la(s) evidencia(s) que presentarás en este informe de avance y justifica de qué manera esta(s) evidencia(s) permite(n) dar cuenta del desarrollo del proyecto.</w:t>
-            </w:r>
-            <w:r>
-              <w:rPr>
-                <w:rtl w:val="0"/>
-              </w:rPr>
-            </w:r>
-          </w:p>
-          <w:p>
-            <w:pPr>
-              <w:keepNext w:val="0"/>
-              <w:keepLines w:val="0"/>
-              <w:pageBreakBefore w:val="0"/>
-              <w:widowControl w:val="1"/>
-              <w:pBdr>
-                <w:top w:space="0" w:sz="0" w:val="nil"/>
-                <w:left w:space="0" w:sz="0" w:val="nil"/>
-                <w:bottom w:space="0" w:sz="0" w:val="nil"/>
-                <w:right w:space="0" w:sz="0" w:val="nil"/>
-                <w:between w:space="0" w:sz="0" w:val="nil"/>
-              </w:pBdr>
-              <w:shd w:fill="auto" w:val="clear"/>
-              <w:spacing w:after="160" w:before="0" w:line="240" w:lineRule="auto"/>
-              <w:ind w:left="0" w:right="0" w:firstLine="0"/>
-              <w:jc w:val="both"/>
-              <w:rPr>
-                <w:rFonts w:ascii="Times New Roman" w:cs="Times New Roman" w:eastAsia="Times New Roman" w:hAnsi="Times New Roman"/>
-                <w:b w:val="0"/>
-                <w:bCs w:val="0"/>
-                <w:i w:val="0"/>
-                <w:iCs w:val="0"/>
-                <w:smallCaps w:val="0"/>
-                <w:strike w:val="0"/>
-                <w:color w:val="000000"/>
-                <w:sz w:val="24"/>
-                <w:szCs w:val="24"/>
-                <w:u w:val="none"/>
-                <w:shd w:fill="auto" w:val="clear"/>
-                <w:vertAlign w:val="baseline"/>
-              </w:rPr>
-            </w:pPr>
-            <w:r>
-              <w:rPr>
-                <w:rFonts w:ascii="Calibri" w:cs="Calibri" w:eastAsia="Calibri" w:hAnsi="Calibri"/>
-                <w:b w:val="0"/>
-                <w:bCs w:val="0"/>
-                <w:i w:val="1"/>
-                <w:iCs w:val="1"/>
-                <w:smallCaps w:val="0"/>
-                <w:strike w:val="0"/>
-                <w:color w:val="548dd4"/>
-                <w:sz w:val="20"/>
-                <w:szCs w:val="20"/>
-                <w:u w:val="none"/>
-                <w:shd w:fill="auto" w:val="clear"/>
-                <w:vertAlign w:val="baseline"/>
-                <w:rtl w:val="0"/>
-              </w:rPr>
-              <w:t xml:space="preserve">En caso de ser pertinente explica cómo resguardaste la calidad de tu Proyecto APT a partir de aspectos propios de tu disciplina (correcta aplicación de metodologías, actividades, herramientas, recursos propios, etc.).</w:t>
-            </w:r>
-            <w:r>
-              <w:rPr>
-                <w:rtl w:val="0"/>
-              </w:rPr>
-            </w:r>
-          </w:p>
-          <w:p>
-            <w:pPr>
-              <w:jc w:val="both"/>
-              <w:rPr>
-                <w:rFonts w:ascii="Calibri" w:cs="Calibri" w:eastAsia="Calibri" w:hAnsi="Calibri"/>
-                <w:b w:val="1"/>
-                <w:bCs w:val="1"/>
                 <w:i w:val="1"/>
                 <w:iCs w:val="1"/>
                 <w:color w:val="548dd4"/>
@@ -943,16 +798,467 @@
             </w:pPr>
             <w:r>
               <w:rPr>
-                <w:rFonts w:ascii="Calibri" w:cs="Calibri" w:eastAsia="Calibri" w:hAnsi="Calibri"/>
                 <w:i w:val="1"/>
                 <w:iCs w:val="1"/>
                 <w:color w:val="548dd4"/>
                 <w:sz w:val="20"/>
                 <w:szCs w:val="20"/>
-                <w:rtl w:val="0"/>
-              </w:rPr>
-              <w:t xml:space="preserve">En este apartado adjuntar la(s) evidencia(s) seleccionada(s) para ser evaluada por el docente.</w:t>
-            </w:r>
+              </w:rPr>
+              <w:drawing>
+                <wp:inline distB="114300" distT="114300" distL="114300" distR="114300">
+                  <wp:extent cx="5438775" cy="3275916"/>
+                  <wp:effectExtent b="0" l="0" r="0" t="0"/>
+                  <wp:docPr id="31" name="image2.png"/>
+                  <a:graphic>
+                    <a:graphicData uri="http://schemas.openxmlformats.org/drawingml/2006/picture">
+                      <pic:pic>
+                        <pic:nvPicPr>
+                          <pic:cNvPr id="0" name="image2.png"/>
+                          <pic:cNvPicPr preferRelativeResize="0"/>
+                        </pic:nvPicPr>
+                        <pic:blipFill>
+                          <a:blip r:embed="rId9"/>
+                          <a:srcRect b="0" l="0" r="0" t="0"/>
+                          <a:stretch>
+                            <a:fillRect/>
+                          </a:stretch>
+                        </pic:blipFill>
+                        <pic:spPr>
+                          <a:xfrm>
+                            <a:off x="0" y="0"/>
+                            <a:ext cx="5438775" cy="3275916"/>
+                          </a:xfrm>
+                          <a:prstGeom prst="rect"/>
+                          <a:ln/>
+                        </pic:spPr>
+                      </pic:pic>
+                    </a:graphicData>
+                  </a:graphic>
+                </wp:inline>
+              </w:drawing>
+            </w:r>
+            <w:r>
+              <w:rPr>
+                <w:rtl w:val="0"/>
+              </w:rPr>
+            </w:r>
+          </w:p>
+          <w:p>
+            <w:pPr>
+              <w:jc w:val="both"/>
+              <w:rPr>
+                <w:i w:val="1"/>
+                <w:iCs w:val="1"/>
+                <w:color w:val="548dd4"/>
+                <w:sz w:val="20"/>
+                <w:szCs w:val="20"/>
+              </w:rPr>
+            </w:pPr>
+            <w:r>
+              <w:rPr>
+                <w:i w:val="1"/>
+                <w:iCs w:val="1"/>
+                <w:color w:val="548dd4"/>
+                <w:sz w:val="20"/>
+                <w:szCs w:val="20"/>
+              </w:rPr>
+              <w:drawing>
+                <wp:inline distB="114300" distT="114300" distL="114300" distR="114300">
+                  <wp:extent cx="5495925" cy="3086100"/>
+                  <wp:effectExtent b="0" l="0" r="0" t="0"/>
+                  <wp:docPr id="32" name="image4.png"/>
+                  <a:graphic>
+                    <a:graphicData uri="http://schemas.openxmlformats.org/drawingml/2006/picture">
+                      <pic:pic>
+                        <pic:nvPicPr>
+                          <pic:cNvPr id="0" name="image4.png"/>
+                          <pic:cNvPicPr preferRelativeResize="0"/>
+                        </pic:nvPicPr>
+                        <pic:blipFill>
+                          <a:blip r:embed="rId10"/>
+                          <a:srcRect b="0" l="0" r="0" t="0"/>
+                          <a:stretch>
+                            <a:fillRect/>
+                          </a:stretch>
+                        </pic:blipFill>
+                        <pic:spPr>
+                          <a:xfrm>
+                            <a:off x="0" y="0"/>
+                            <a:ext cx="5495925" cy="3086100"/>
+                          </a:xfrm>
+                          <a:prstGeom prst="rect"/>
+                          <a:ln/>
+                        </pic:spPr>
+                      </pic:pic>
+                    </a:graphicData>
+                  </a:graphic>
+                </wp:inline>
+              </w:drawing>
+            </w:r>
+            <w:r>
+              <w:rPr>
+                <w:rtl w:val="0"/>
+              </w:rPr>
+            </w:r>
+          </w:p>
+          <w:p>
+            <w:pPr>
+              <w:jc w:val="both"/>
+              <w:rPr>
+                <w:i w:val="1"/>
+                <w:iCs w:val="1"/>
+                <w:color w:val="548dd4"/>
+                <w:sz w:val="20"/>
+                <w:szCs w:val="20"/>
+              </w:rPr>
+            </w:pPr>
+            <w:r>
+              <w:rPr>
+                <w:rtl w:val="0"/>
+              </w:rPr>
+            </w:r>
+          </w:p>
+          <w:p>
+            <w:pPr>
+              <w:jc w:val="both"/>
+              <w:rPr>
+                <w:i w:val="1"/>
+                <w:iCs w:val="1"/>
+                <w:color w:val="548dd4"/>
+                <w:sz w:val="20"/>
+                <w:szCs w:val="20"/>
+              </w:rPr>
+            </w:pPr>
+            <w:r>
+              <w:rPr>
+                <w:i w:val="1"/>
+                <w:iCs w:val="1"/>
+                <w:color w:val="548dd4"/>
+                <w:sz w:val="20"/>
+                <w:szCs w:val="20"/>
+              </w:rPr>
+              <w:drawing>
+                <wp:inline distB="114300" distT="114300" distL="114300" distR="114300">
+                  <wp:extent cx="5495925" cy="3086100"/>
+                  <wp:effectExtent b="0" l="0" r="0" t="0"/>
+                  <wp:docPr id="29" name="image3.png"/>
+                  <a:graphic>
+                    <a:graphicData uri="http://schemas.openxmlformats.org/drawingml/2006/picture">
+                      <pic:pic>
+                        <pic:nvPicPr>
+                          <pic:cNvPr id="0" name="image3.png"/>
+                          <pic:cNvPicPr preferRelativeResize="0"/>
+                        </pic:nvPicPr>
+                        <pic:blipFill>
+                          <a:blip r:embed="rId11"/>
+                          <a:srcRect b="0" l="0" r="0" t="0"/>
+                          <a:stretch>
+                            <a:fillRect/>
+                          </a:stretch>
+                        </pic:blipFill>
+                        <pic:spPr>
+                          <a:xfrm>
+                            <a:off x="0" y="0"/>
+                            <a:ext cx="5495925" cy="3086100"/>
+                          </a:xfrm>
+                          <a:prstGeom prst="rect"/>
+                          <a:ln/>
+                        </pic:spPr>
+                      </pic:pic>
+                    </a:graphicData>
+                  </a:graphic>
+                </wp:inline>
+              </w:drawing>
+            </w:r>
+            <w:r>
+              <w:rPr>
+                <w:rtl w:val="0"/>
+              </w:rPr>
+            </w:r>
+          </w:p>
+          <w:p>
+            <w:pPr>
+              <w:jc w:val="both"/>
+              <w:rPr>
+                <w:i w:val="1"/>
+                <w:iCs w:val="1"/>
+                <w:color w:val="548dd4"/>
+                <w:sz w:val="20"/>
+                <w:szCs w:val="20"/>
+              </w:rPr>
+            </w:pPr>
+            <w:r>
+              <w:rPr>
+                <w:rtl w:val="0"/>
+              </w:rPr>
+            </w:r>
+          </w:p>
+          <w:p>
+            <w:pPr>
+              <w:jc w:val="both"/>
+              <w:rPr>
+                <w:i w:val="1"/>
+                <w:iCs w:val="1"/>
+                <w:color w:val="548dd4"/>
+                <w:sz w:val="20"/>
+                <w:szCs w:val="20"/>
+              </w:rPr>
+            </w:pPr>
+            <w:r>
+              <w:rPr>
+                <w:rtl w:val="0"/>
+              </w:rPr>
+            </w:r>
+          </w:p>
+          <w:p>
+            <w:pPr>
+              <w:jc w:val="both"/>
+              <w:rPr>
+                <w:i w:val="1"/>
+                <w:iCs w:val="1"/>
+                <w:color w:val="548dd4"/>
+                <w:sz w:val="20"/>
+                <w:szCs w:val="20"/>
+              </w:rPr>
+            </w:pPr>
+            <w:r>
+              <w:rPr>
+                <w:rtl w:val="0"/>
+              </w:rPr>
+            </w:r>
+          </w:p>
+          <w:p>
+            <w:pPr>
+              <w:jc w:val="both"/>
+              <w:rPr>
+                <w:i w:val="1"/>
+                <w:iCs w:val="1"/>
+                <w:color w:val="548dd4"/>
+                <w:sz w:val="20"/>
+                <w:szCs w:val="20"/>
+              </w:rPr>
+            </w:pPr>
+            <w:r>
+              <w:rPr>
+                <w:rtl w:val="0"/>
+              </w:rPr>
+            </w:r>
+          </w:p>
+          <w:p>
+            <w:pPr>
+              <w:jc w:val="both"/>
+              <w:rPr>
+                <w:i w:val="1"/>
+                <w:iCs w:val="1"/>
+                <w:color w:val="548dd4"/>
+                <w:sz w:val="20"/>
+                <w:szCs w:val="20"/>
+              </w:rPr>
+            </w:pPr>
+            <w:r>
+              <w:rPr>
+                <w:rtl w:val="0"/>
+              </w:rPr>
+            </w:r>
+          </w:p>
+          <w:p>
+            <w:pPr>
+              <w:jc w:val="both"/>
+              <w:rPr>
+                <w:i w:val="1"/>
+                <w:iCs w:val="1"/>
+                <w:color w:val="548dd4"/>
+                <w:sz w:val="20"/>
+                <w:szCs w:val="20"/>
+              </w:rPr>
+            </w:pPr>
+            <w:r>
+              <w:rPr>
+                <w:rtl w:val="0"/>
+              </w:rPr>
+            </w:r>
+          </w:p>
+          <w:p>
+            <w:pPr>
+              <w:jc w:val="both"/>
+              <w:rPr>
+                <w:i w:val="1"/>
+                <w:iCs w:val="1"/>
+                <w:color w:val="548dd4"/>
+                <w:sz w:val="20"/>
+                <w:szCs w:val="20"/>
+              </w:rPr>
+            </w:pPr>
+            <w:r>
+              <w:rPr>
+                <w:rtl w:val="0"/>
+              </w:rPr>
+            </w:r>
+          </w:p>
+          <w:p>
+            <w:pPr>
+              <w:jc w:val="both"/>
+              <w:rPr>
+                <w:i w:val="1"/>
+                <w:iCs w:val="1"/>
+                <w:color w:val="548dd4"/>
+                <w:sz w:val="20"/>
+                <w:szCs w:val="20"/>
+              </w:rPr>
+            </w:pPr>
+            <w:r>
+              <w:rPr>
+                <w:rtl w:val="0"/>
+              </w:rPr>
+            </w:r>
+          </w:p>
+          <w:p>
+            <w:pPr>
+              <w:jc w:val="both"/>
+              <w:rPr>
+                <w:i w:val="1"/>
+                <w:iCs w:val="1"/>
+                <w:color w:val="548dd4"/>
+                <w:sz w:val="20"/>
+                <w:szCs w:val="20"/>
+              </w:rPr>
+            </w:pPr>
+            <w:r>
+              <w:rPr>
+                <w:rtl w:val="0"/>
+              </w:rPr>
+            </w:r>
+          </w:p>
+          <w:p>
+            <w:pPr>
+              <w:jc w:val="both"/>
+              <w:rPr>
+                <w:i w:val="1"/>
+                <w:iCs w:val="1"/>
+                <w:color w:val="548dd4"/>
+                <w:sz w:val="20"/>
+                <w:szCs w:val="20"/>
+              </w:rPr>
+            </w:pPr>
+            <w:r>
+              <w:rPr>
+                <w:rtl w:val="0"/>
+              </w:rPr>
+            </w:r>
+          </w:p>
+          <w:p>
+            <w:pPr>
+              <w:jc w:val="both"/>
+              <w:rPr>
+                <w:i w:val="1"/>
+                <w:iCs w:val="1"/>
+                <w:color w:val="548dd4"/>
+                <w:sz w:val="20"/>
+                <w:szCs w:val="20"/>
+              </w:rPr>
+            </w:pPr>
+            <w:r>
+              <w:rPr>
+                <w:rtl w:val="0"/>
+              </w:rPr>
+            </w:r>
+          </w:p>
+          <w:p>
+            <w:pPr>
+              <w:jc w:val="both"/>
+              <w:rPr>
+                <w:i w:val="1"/>
+                <w:iCs w:val="1"/>
+                <w:color w:val="548dd4"/>
+                <w:sz w:val="20"/>
+                <w:szCs w:val="20"/>
+              </w:rPr>
+            </w:pPr>
+            <w:r>
+              <w:rPr>
+                <w:rtl w:val="0"/>
+              </w:rPr>
+            </w:r>
+          </w:p>
+          <w:p>
+            <w:pPr>
+              <w:jc w:val="both"/>
+              <w:rPr>
+                <w:i w:val="1"/>
+                <w:iCs w:val="1"/>
+                <w:color w:val="548dd4"/>
+                <w:sz w:val="20"/>
+                <w:szCs w:val="20"/>
+              </w:rPr>
+            </w:pPr>
+            <w:r>
+              <w:rPr>
+                <w:rtl w:val="0"/>
+              </w:rPr>
+            </w:r>
+          </w:p>
+          <w:p>
+            <w:pPr>
+              <w:jc w:val="both"/>
+              <w:rPr>
+                <w:i w:val="1"/>
+                <w:iCs w:val="1"/>
+                <w:color w:val="548dd4"/>
+                <w:sz w:val="20"/>
+                <w:szCs w:val="20"/>
+              </w:rPr>
+            </w:pPr>
+            <w:r>
+              <w:rPr>
+                <w:rtl w:val="0"/>
+              </w:rPr>
+            </w:r>
+          </w:p>
+          <w:p>
+            <w:pPr>
+              <w:jc w:val="both"/>
+              <w:rPr>
+                <w:i w:val="1"/>
+                <w:iCs w:val="1"/>
+                <w:color w:val="548dd4"/>
+                <w:sz w:val="20"/>
+                <w:szCs w:val="20"/>
+              </w:rPr>
+            </w:pPr>
+            <w:r>
+              <w:rPr>
+                <w:rtl w:val="0"/>
+              </w:rPr>
+            </w:r>
+          </w:p>
+          <w:p>
+            <w:pPr>
+              <w:jc w:val="both"/>
+              <w:rPr>
+                <w:i w:val="1"/>
+                <w:iCs w:val="1"/>
+                <w:color w:val="548dd4"/>
+                <w:sz w:val="20"/>
+                <w:szCs w:val="20"/>
+              </w:rPr>
+            </w:pPr>
+            <w:r>
+              <w:rPr>
+                <w:rtl w:val="0"/>
+              </w:rPr>
+            </w:r>
+          </w:p>
+          <w:p>
+            <w:pPr>
+              <w:jc w:val="both"/>
+              <w:rPr>
+                <w:i w:val="1"/>
+                <w:iCs w:val="1"/>
+                <w:color w:val="548dd4"/>
+                <w:sz w:val="20"/>
+                <w:szCs w:val="20"/>
+              </w:rPr>
+            </w:pPr>
             <w:r>
               <w:rPr>
                 <w:rtl w:val="0"/>
@@ -1392,16 +1698,16 @@
             <w:pPr>
               <w:jc w:val="center"/>
               <w:rPr>
-                <w:rFonts w:ascii="Calibri" w:cs="Calibri" w:eastAsia="Calibri" w:hAnsi="Calibri"/>
-                <w:color w:val="1f3864"/>
-                <w:sz w:val="18"/>
-                <w:szCs w:val="18"/>
-              </w:rPr>
-            </w:pPr>
-            <w:r>
-              <w:rPr>
-                <w:rFonts w:ascii="Calibri" w:cs="Calibri" w:eastAsia="Calibri" w:hAnsi="Calibri"/>
-                <w:color w:val="1f3864"/>
+                <w:b w:val="1"/>
+                <w:bCs w:val="1"/>
+                <w:sz w:val="18"/>
+                <w:szCs w:val="18"/>
+              </w:rPr>
+            </w:pPr>
+            <w:r>
+              <w:rPr>
+                <w:b w:val="1"/>
+                <w:bCs w:val="1"/>
                 <w:sz w:val="18"/>
                 <w:szCs w:val="18"/>
                 <w:rtl w:val="0"/>
@@ -1418,16 +1724,16 @@
             <w:pPr>
               <w:jc w:val="center"/>
               <w:rPr>
-                <w:rFonts w:ascii="Calibri" w:cs="Calibri" w:eastAsia="Calibri" w:hAnsi="Calibri"/>
-                <w:color w:val="1f3864"/>
-                <w:sz w:val="18"/>
-                <w:szCs w:val="18"/>
-              </w:rPr>
-            </w:pPr>
-            <w:r>
-              <w:rPr>
-                <w:rFonts w:ascii="Calibri" w:cs="Calibri" w:eastAsia="Calibri" w:hAnsi="Calibri"/>
-                <w:color w:val="1f3864"/>
+                <w:b w:val="1"/>
+                <w:bCs w:val="1"/>
+                <w:sz w:val="18"/>
+                <w:szCs w:val="18"/>
+              </w:rPr>
+            </w:pPr>
+            <w:r>
+              <w:rPr>
+                <w:b w:val="1"/>
+                <w:bCs w:val="1"/>
                 <w:sz w:val="18"/>
                 <w:szCs w:val="18"/>
                 <w:rtl w:val="0"/>
@@ -1444,16 +1750,16 @@
             <w:pPr>
               <w:jc w:val="center"/>
               <w:rPr>
-                <w:rFonts w:ascii="Calibri" w:cs="Calibri" w:eastAsia="Calibri" w:hAnsi="Calibri"/>
-                <w:color w:val="1f3864"/>
-                <w:sz w:val="18"/>
-                <w:szCs w:val="18"/>
-              </w:rPr>
-            </w:pPr>
-            <w:r>
-              <w:rPr>
-                <w:rFonts w:ascii="Calibri" w:cs="Calibri" w:eastAsia="Calibri" w:hAnsi="Calibri"/>
-                <w:color w:val="1f3864"/>
+                <w:b w:val="1"/>
+                <w:bCs w:val="1"/>
+                <w:sz w:val="18"/>
+                <w:szCs w:val="18"/>
+              </w:rPr>
+            </w:pPr>
+            <w:r>
+              <w:rPr>
+                <w:b w:val="1"/>
+                <w:bCs w:val="1"/>
                 <w:sz w:val="18"/>
                 <w:szCs w:val="18"/>
                 <w:rtl w:val="0"/>
@@ -1470,16 +1776,16 @@
             <w:pPr>
               <w:jc w:val="center"/>
               <w:rPr>
-                <w:rFonts w:ascii="Calibri" w:cs="Calibri" w:eastAsia="Calibri" w:hAnsi="Calibri"/>
-                <w:color w:val="1f3864"/>
-                <w:sz w:val="18"/>
-                <w:szCs w:val="18"/>
-              </w:rPr>
-            </w:pPr>
-            <w:r>
-              <w:rPr>
-                <w:rFonts w:ascii="Calibri" w:cs="Calibri" w:eastAsia="Calibri" w:hAnsi="Calibri"/>
-                <w:color w:val="1f3864"/>
+                <w:b w:val="1"/>
+                <w:bCs w:val="1"/>
+                <w:sz w:val="18"/>
+                <w:szCs w:val="18"/>
+              </w:rPr>
+            </w:pPr>
+            <w:r>
+              <w:rPr>
+                <w:b w:val="1"/>
+                <w:bCs w:val="1"/>
                 <w:sz w:val="18"/>
                 <w:szCs w:val="18"/>
                 <w:rtl w:val="0"/>
@@ -1496,16 +1802,16 @@
             <w:pPr>
               <w:jc w:val="center"/>
               <w:rPr>
-                <w:rFonts w:ascii="Calibri" w:cs="Calibri" w:eastAsia="Calibri" w:hAnsi="Calibri"/>
-                <w:color w:val="1f3864"/>
-                <w:sz w:val="18"/>
-                <w:szCs w:val="18"/>
-              </w:rPr>
-            </w:pPr>
-            <w:r>
-              <w:rPr>
-                <w:rFonts w:ascii="Calibri" w:cs="Calibri" w:eastAsia="Calibri" w:hAnsi="Calibri"/>
-                <w:color w:val="1f3864"/>
+                <w:b w:val="1"/>
+                <w:bCs w:val="1"/>
+                <w:sz w:val="18"/>
+                <w:szCs w:val="18"/>
+              </w:rPr>
+            </w:pPr>
+            <w:r>
+              <w:rPr>
+                <w:b w:val="1"/>
+                <w:bCs w:val="1"/>
                 <w:sz w:val="18"/>
                 <w:szCs w:val="18"/>
                 <w:rtl w:val="0"/>
@@ -1522,16 +1828,16 @@
             <w:pPr>
               <w:jc w:val="center"/>
               <w:rPr>
-                <w:rFonts w:ascii="Calibri" w:cs="Calibri" w:eastAsia="Calibri" w:hAnsi="Calibri"/>
-                <w:color w:val="1f3864"/>
-                <w:sz w:val="18"/>
-                <w:szCs w:val="18"/>
-              </w:rPr>
-            </w:pPr>
-            <w:r>
-              <w:rPr>
-                <w:rFonts w:ascii="Calibri" w:cs="Calibri" w:eastAsia="Calibri" w:hAnsi="Calibri"/>
-                <w:color w:val="1f3864"/>
+                <w:b w:val="1"/>
+                <w:bCs w:val="1"/>
+                <w:sz w:val="18"/>
+                <w:szCs w:val="18"/>
+              </w:rPr>
+            </w:pPr>
+            <w:r>
+              <w:rPr>
+                <w:b w:val="1"/>
+                <w:bCs w:val="1"/>
                 <w:sz w:val="18"/>
                 <w:szCs w:val="18"/>
                 <w:rtl w:val="0"/>
@@ -1548,16 +1854,16 @@
             <w:pPr>
               <w:jc w:val="center"/>
               <w:rPr>
-                <w:rFonts w:ascii="Calibri" w:cs="Calibri" w:eastAsia="Calibri" w:hAnsi="Calibri"/>
-                <w:color w:val="1f3864"/>
-                <w:sz w:val="18"/>
-                <w:szCs w:val="18"/>
-              </w:rPr>
-            </w:pPr>
-            <w:r>
-              <w:rPr>
-                <w:rFonts w:ascii="Calibri" w:cs="Calibri" w:eastAsia="Calibri" w:hAnsi="Calibri"/>
-                <w:color w:val="1f3864"/>
+                <w:b w:val="1"/>
+                <w:bCs w:val="1"/>
+                <w:sz w:val="18"/>
+                <w:szCs w:val="18"/>
+              </w:rPr>
+            </w:pPr>
+            <w:r>
+              <w:rPr>
+                <w:b w:val="1"/>
+                <w:bCs w:val="1"/>
                 <w:sz w:val="18"/>
                 <w:szCs w:val="18"/>
                 <w:rtl w:val="0"/>
@@ -1574,16 +1880,16 @@
             <w:pPr>
               <w:jc w:val="center"/>
               <w:rPr>
-                <w:rFonts w:ascii="Calibri" w:cs="Calibri" w:eastAsia="Calibri" w:hAnsi="Calibri"/>
-                <w:color w:val="1f3864"/>
-                <w:sz w:val="18"/>
-                <w:szCs w:val="18"/>
-              </w:rPr>
-            </w:pPr>
-            <w:r>
-              <w:rPr>
-                <w:rFonts w:ascii="Calibri" w:cs="Calibri" w:eastAsia="Calibri" w:hAnsi="Calibri"/>
-                <w:color w:val="1f3864"/>
+                <w:b w:val="1"/>
+                <w:bCs w:val="1"/>
+                <w:sz w:val="18"/>
+                <w:szCs w:val="18"/>
+              </w:rPr>
+            </w:pPr>
+            <w:r>
+              <w:rPr>
+                <w:b w:val="1"/>
+                <w:bCs w:val="1"/>
                 <w:sz w:val="18"/>
                 <w:szCs w:val="18"/>
                 <w:rtl w:val="0"/>
@@ -1607,16 +1913,16 @@
             <w:pPr>
               <w:jc w:val="center"/>
               <w:rPr>
-                <w:rFonts w:ascii="Calibri" w:cs="Calibri" w:eastAsia="Calibri" w:hAnsi="Calibri"/>
-                <w:color w:val="1f3864"/>
-                <w:sz w:val="18"/>
-                <w:szCs w:val="18"/>
-              </w:rPr>
-            </w:pPr>
-            <w:r>
-              <w:rPr>
-                <w:rFonts w:ascii="Calibri" w:cs="Calibri" w:eastAsia="Calibri" w:hAnsi="Calibri"/>
-                <w:color w:val="1f3864"/>
+                <w:b w:val="1"/>
+                <w:bCs w:val="1"/>
+                <w:sz w:val="18"/>
+                <w:szCs w:val="18"/>
+              </w:rPr>
+            </w:pPr>
+            <w:r>
+              <w:rPr>
+                <w:b w:val="1"/>
+                <w:bCs w:val="1"/>
                 <w:sz w:val="18"/>
                 <w:szCs w:val="18"/>
                 <w:rtl w:val="0"/>
@@ -1633,16 +1939,16 @@
             <w:pPr>
               <w:jc w:val="center"/>
               <w:rPr>
-                <w:rFonts w:ascii="Calibri" w:cs="Calibri" w:eastAsia="Calibri" w:hAnsi="Calibri"/>
-                <w:color w:val="1f3864"/>
-                <w:sz w:val="18"/>
-                <w:szCs w:val="18"/>
-              </w:rPr>
-            </w:pPr>
-            <w:r>
-              <w:rPr>
-                <w:rFonts w:ascii="Calibri" w:cs="Calibri" w:eastAsia="Calibri" w:hAnsi="Calibri"/>
-                <w:color w:val="1f3864"/>
+                <w:b w:val="1"/>
+                <w:bCs w:val="1"/>
+                <w:sz w:val="18"/>
+                <w:szCs w:val="18"/>
+              </w:rPr>
+            </w:pPr>
+            <w:r>
+              <w:rPr>
+                <w:b w:val="1"/>
+                <w:bCs w:val="1"/>
                 <w:sz w:val="18"/>
                 <w:szCs w:val="18"/>
                 <w:rtl w:val="0"/>
@@ -1659,16 +1965,16 @@
             <w:pPr>
               <w:jc w:val="center"/>
               <w:rPr>
-                <w:rFonts w:ascii="Calibri" w:cs="Calibri" w:eastAsia="Calibri" w:hAnsi="Calibri"/>
-                <w:color w:val="1f3864"/>
-                <w:sz w:val="18"/>
-                <w:szCs w:val="18"/>
-              </w:rPr>
-            </w:pPr>
-            <w:r>
-              <w:rPr>
-                <w:rFonts w:ascii="Calibri" w:cs="Calibri" w:eastAsia="Calibri" w:hAnsi="Calibri"/>
-                <w:color w:val="1f3864"/>
+                <w:b w:val="1"/>
+                <w:bCs w:val="1"/>
+                <w:sz w:val="18"/>
+                <w:szCs w:val="18"/>
+              </w:rPr>
+            </w:pPr>
+            <w:r>
+              <w:rPr>
+                <w:b w:val="1"/>
+                <w:bCs w:val="1"/>
                 <w:sz w:val="18"/>
                 <w:szCs w:val="18"/>
                 <w:rtl w:val="0"/>
@@ -1685,16 +1991,16 @@
             <w:pPr>
               <w:jc w:val="center"/>
               <w:rPr>
-                <w:rFonts w:ascii="Calibri" w:cs="Calibri" w:eastAsia="Calibri" w:hAnsi="Calibri"/>
-                <w:color w:val="1f3864"/>
-                <w:sz w:val="18"/>
-                <w:szCs w:val="18"/>
-              </w:rPr>
-            </w:pPr>
-            <w:r>
-              <w:rPr>
-                <w:rFonts w:ascii="Calibri" w:cs="Calibri" w:eastAsia="Calibri" w:hAnsi="Calibri"/>
-                <w:color w:val="1f3864"/>
+                <w:b w:val="1"/>
+                <w:bCs w:val="1"/>
+                <w:sz w:val="18"/>
+                <w:szCs w:val="18"/>
+              </w:rPr>
+            </w:pPr>
+            <w:r>
+              <w:rPr>
+                <w:b w:val="1"/>
+                <w:bCs w:val="1"/>
                 <w:sz w:val="18"/>
                 <w:szCs w:val="18"/>
                 <w:rtl w:val="0"/>
@@ -1711,16 +2017,16 @@
             <w:pPr>
               <w:jc w:val="center"/>
               <w:rPr>
-                <w:rFonts w:ascii="Calibri" w:cs="Calibri" w:eastAsia="Calibri" w:hAnsi="Calibri"/>
-                <w:color w:val="1f3864"/>
-                <w:sz w:val="18"/>
-                <w:szCs w:val="18"/>
-              </w:rPr>
-            </w:pPr>
-            <w:r>
-              <w:rPr>
-                <w:rFonts w:ascii="Calibri" w:cs="Calibri" w:eastAsia="Calibri" w:hAnsi="Calibri"/>
-                <w:color w:val="1f3864"/>
+                <w:b w:val="1"/>
+                <w:bCs w:val="1"/>
+                <w:sz w:val="18"/>
+                <w:szCs w:val="18"/>
+              </w:rPr>
+            </w:pPr>
+            <w:r>
+              <w:rPr>
+                <w:b w:val="1"/>
+                <w:bCs w:val="1"/>
                 <w:sz w:val="18"/>
                 <w:szCs w:val="18"/>
                 <w:rtl w:val="0"/>
@@ -1737,16 +2043,16 @@
             <w:pPr>
               <w:jc w:val="center"/>
               <w:rPr>
-                <w:rFonts w:ascii="Calibri" w:cs="Calibri" w:eastAsia="Calibri" w:hAnsi="Calibri"/>
-                <w:color w:val="1f3864"/>
-                <w:sz w:val="18"/>
-                <w:szCs w:val="18"/>
-              </w:rPr>
-            </w:pPr>
-            <w:r>
-              <w:rPr>
-                <w:rFonts w:ascii="Calibri" w:cs="Calibri" w:eastAsia="Calibri" w:hAnsi="Calibri"/>
-                <w:color w:val="1f3864"/>
+                <w:b w:val="1"/>
+                <w:bCs w:val="1"/>
+                <w:sz w:val="18"/>
+                <w:szCs w:val="18"/>
+              </w:rPr>
+            </w:pPr>
+            <w:r>
+              <w:rPr>
+                <w:b w:val="1"/>
+                <w:bCs w:val="1"/>
                 <w:sz w:val="18"/>
                 <w:szCs w:val="18"/>
                 <w:rtl w:val="0"/>
@@ -1763,16 +2069,16 @@
             <w:pPr>
               <w:jc w:val="center"/>
               <w:rPr>
-                <w:rFonts w:ascii="Calibri" w:cs="Calibri" w:eastAsia="Calibri" w:hAnsi="Calibri"/>
-                <w:color w:val="1f3864"/>
-                <w:sz w:val="18"/>
-                <w:szCs w:val="18"/>
-              </w:rPr>
-            </w:pPr>
-            <w:r>
-              <w:rPr>
-                <w:rFonts w:ascii="Calibri" w:cs="Calibri" w:eastAsia="Calibri" w:hAnsi="Calibri"/>
-                <w:color w:val="1f3864"/>
+                <w:b w:val="1"/>
+                <w:bCs w:val="1"/>
+                <w:sz w:val="18"/>
+                <w:szCs w:val="18"/>
+              </w:rPr>
+            </w:pPr>
+            <w:r>
+              <w:rPr>
+                <w:b w:val="1"/>
+                <w:bCs w:val="1"/>
                 <w:sz w:val="18"/>
                 <w:szCs w:val="18"/>
                 <w:rtl w:val="0"/>
@@ -1789,16 +2095,16 @@
             <w:pPr>
               <w:jc w:val="center"/>
               <w:rPr>
-                <w:rFonts w:ascii="Calibri" w:cs="Calibri" w:eastAsia="Calibri" w:hAnsi="Calibri"/>
-                <w:color w:val="1f3864"/>
-                <w:sz w:val="18"/>
-                <w:szCs w:val="18"/>
-              </w:rPr>
-            </w:pPr>
-            <w:r>
-              <w:rPr>
-                <w:rFonts w:ascii="Calibri" w:cs="Calibri" w:eastAsia="Calibri" w:hAnsi="Calibri"/>
-                <w:color w:val="1f3864"/>
+                <w:b w:val="1"/>
+                <w:bCs w:val="1"/>
+                <w:sz w:val="18"/>
+                <w:szCs w:val="18"/>
+              </w:rPr>
+            </w:pPr>
+            <w:r>
+              <w:rPr>
+                <w:b w:val="1"/>
+                <w:bCs w:val="1"/>
                 <w:sz w:val="18"/>
                 <w:szCs w:val="18"/>
                 <w:rtl w:val="0"/>
@@ -1822,16 +2128,16 @@
             <w:pPr>
               <w:jc w:val="center"/>
               <w:rPr>
-                <w:rFonts w:ascii="Calibri" w:cs="Calibri" w:eastAsia="Calibri" w:hAnsi="Calibri"/>
-                <w:color w:val="1f3864"/>
-                <w:sz w:val="18"/>
-                <w:szCs w:val="18"/>
-              </w:rPr>
-            </w:pPr>
-            <w:r>
-              <w:rPr>
-                <w:rFonts w:ascii="Calibri" w:cs="Calibri" w:eastAsia="Calibri" w:hAnsi="Calibri"/>
-                <w:color w:val="1f3864"/>
+                <w:b w:val="1"/>
+                <w:bCs w:val="1"/>
+                <w:sz w:val="18"/>
+                <w:szCs w:val="18"/>
+              </w:rPr>
+            </w:pPr>
+            <w:r>
+              <w:rPr>
+                <w:b w:val="1"/>
+                <w:bCs w:val="1"/>
                 <w:sz w:val="18"/>
                 <w:szCs w:val="18"/>
                 <w:rtl w:val="0"/>
@@ -1848,16 +2154,16 @@
             <w:pPr>
               <w:jc w:val="center"/>
               <w:rPr>
-                <w:rFonts w:ascii="Calibri" w:cs="Calibri" w:eastAsia="Calibri" w:hAnsi="Calibri"/>
-                <w:color w:val="1f3864"/>
-                <w:sz w:val="18"/>
-                <w:szCs w:val="18"/>
-              </w:rPr>
-            </w:pPr>
-            <w:r>
-              <w:rPr>
-                <w:rFonts w:ascii="Calibri" w:cs="Calibri" w:eastAsia="Calibri" w:hAnsi="Calibri"/>
-                <w:color w:val="1f3864"/>
+                <w:b w:val="1"/>
+                <w:bCs w:val="1"/>
+                <w:sz w:val="18"/>
+                <w:szCs w:val="18"/>
+              </w:rPr>
+            </w:pPr>
+            <w:r>
+              <w:rPr>
+                <w:b w:val="1"/>
+                <w:bCs w:val="1"/>
                 <w:sz w:val="18"/>
                 <w:szCs w:val="18"/>
                 <w:rtl w:val="0"/>
@@ -1874,16 +2180,16 @@
             <w:pPr>
               <w:jc w:val="center"/>
               <w:rPr>
-                <w:rFonts w:ascii="Calibri" w:cs="Calibri" w:eastAsia="Calibri" w:hAnsi="Calibri"/>
-                <w:color w:val="1f3864"/>
-                <w:sz w:val="18"/>
-                <w:szCs w:val="18"/>
-              </w:rPr>
-            </w:pPr>
-            <w:r>
-              <w:rPr>
-                <w:rFonts w:ascii="Calibri" w:cs="Calibri" w:eastAsia="Calibri" w:hAnsi="Calibri"/>
-                <w:color w:val="1f3864"/>
+                <w:b w:val="1"/>
+                <w:bCs w:val="1"/>
+                <w:sz w:val="18"/>
+                <w:szCs w:val="18"/>
+              </w:rPr>
+            </w:pPr>
+            <w:r>
+              <w:rPr>
+                <w:b w:val="1"/>
+                <w:bCs w:val="1"/>
                 <w:sz w:val="18"/>
                 <w:szCs w:val="18"/>
                 <w:rtl w:val="0"/>
@@ -1900,16 +2206,16 @@
             <w:pPr>
               <w:jc w:val="center"/>
               <w:rPr>
-                <w:rFonts w:ascii="Calibri" w:cs="Calibri" w:eastAsia="Calibri" w:hAnsi="Calibri"/>
-                <w:color w:val="1f3864"/>
-                <w:sz w:val="18"/>
-                <w:szCs w:val="18"/>
-              </w:rPr>
-            </w:pPr>
-            <w:r>
-              <w:rPr>
-                <w:rFonts w:ascii="Calibri" w:cs="Calibri" w:eastAsia="Calibri" w:hAnsi="Calibri"/>
-                <w:color w:val="1f3864"/>
+                <w:b w:val="1"/>
+                <w:bCs w:val="1"/>
+                <w:sz w:val="18"/>
+                <w:szCs w:val="18"/>
+              </w:rPr>
+            </w:pPr>
+            <w:r>
+              <w:rPr>
+                <w:b w:val="1"/>
+                <w:bCs w:val="1"/>
                 <w:sz w:val="18"/>
                 <w:szCs w:val="18"/>
                 <w:rtl w:val="0"/>
@@ -1926,16 +2232,16 @@
             <w:pPr>
               <w:jc w:val="center"/>
               <w:rPr>
-                <w:rFonts w:ascii="Calibri" w:cs="Calibri" w:eastAsia="Calibri" w:hAnsi="Calibri"/>
-                <w:color w:val="1f3864"/>
-                <w:sz w:val="18"/>
-                <w:szCs w:val="18"/>
-              </w:rPr>
-            </w:pPr>
-            <w:r>
-              <w:rPr>
-                <w:rFonts w:ascii="Calibri" w:cs="Calibri" w:eastAsia="Calibri" w:hAnsi="Calibri"/>
-                <w:color w:val="1f3864"/>
+                <w:b w:val="1"/>
+                <w:bCs w:val="1"/>
+                <w:sz w:val="18"/>
+                <w:szCs w:val="18"/>
+              </w:rPr>
+            </w:pPr>
+            <w:r>
+              <w:rPr>
+                <w:b w:val="1"/>
+                <w:bCs w:val="1"/>
                 <w:sz w:val="18"/>
                 <w:szCs w:val="18"/>
                 <w:rtl w:val="0"/>
@@ -1952,16 +2258,16 @@
             <w:pPr>
               <w:jc w:val="center"/>
               <w:rPr>
-                <w:rFonts w:ascii="Calibri" w:cs="Calibri" w:eastAsia="Calibri" w:hAnsi="Calibri"/>
-                <w:color w:val="1f3864"/>
-                <w:sz w:val="18"/>
-                <w:szCs w:val="18"/>
-              </w:rPr>
-            </w:pPr>
-            <w:r>
-              <w:rPr>
-                <w:rFonts w:ascii="Calibri" w:cs="Calibri" w:eastAsia="Calibri" w:hAnsi="Calibri"/>
-                <w:color w:val="1f3864"/>
+                <w:b w:val="1"/>
+                <w:bCs w:val="1"/>
+                <w:sz w:val="18"/>
+                <w:szCs w:val="18"/>
+              </w:rPr>
+            </w:pPr>
+            <w:r>
+              <w:rPr>
+                <w:b w:val="1"/>
+                <w:bCs w:val="1"/>
                 <w:sz w:val="18"/>
                 <w:szCs w:val="18"/>
                 <w:rtl w:val="0"/>
@@ -1978,16 +2284,16 @@
             <w:pPr>
               <w:jc w:val="center"/>
               <w:rPr>
-                <w:rFonts w:ascii="Calibri" w:cs="Calibri" w:eastAsia="Calibri" w:hAnsi="Calibri"/>
-                <w:color w:val="1f3864"/>
-                <w:sz w:val="18"/>
-                <w:szCs w:val="18"/>
-              </w:rPr>
-            </w:pPr>
-            <w:r>
-              <w:rPr>
-                <w:rFonts w:ascii="Calibri" w:cs="Calibri" w:eastAsia="Calibri" w:hAnsi="Calibri"/>
-                <w:color w:val="1f3864"/>
+                <w:b w:val="1"/>
+                <w:bCs w:val="1"/>
+                <w:sz w:val="18"/>
+                <w:szCs w:val="18"/>
+              </w:rPr>
+            </w:pPr>
+            <w:r>
+              <w:rPr>
+                <w:b w:val="1"/>
+                <w:bCs w:val="1"/>
                 <w:sz w:val="18"/>
                 <w:szCs w:val="18"/>
                 <w:rtl w:val="0"/>
@@ -2004,16 +2310,16 @@
             <w:pPr>
               <w:jc w:val="center"/>
               <w:rPr>
-                <w:rFonts w:ascii="Calibri" w:cs="Calibri" w:eastAsia="Calibri" w:hAnsi="Calibri"/>
-                <w:color w:val="1f3864"/>
-                <w:sz w:val="18"/>
-                <w:szCs w:val="18"/>
-              </w:rPr>
-            </w:pPr>
-            <w:r>
-              <w:rPr>
-                <w:rFonts w:ascii="Calibri" w:cs="Calibri" w:eastAsia="Calibri" w:hAnsi="Calibri"/>
-                <w:color w:val="1f3864"/>
+                <w:b w:val="1"/>
+                <w:bCs w:val="1"/>
+                <w:sz w:val="18"/>
+                <w:szCs w:val="18"/>
+              </w:rPr>
+            </w:pPr>
+            <w:r>
+              <w:rPr>
+                <w:b w:val="1"/>
+                <w:bCs w:val="1"/>
                 <w:sz w:val="18"/>
                 <w:szCs w:val="18"/>
                 <w:rtl w:val="0"/>
@@ -2037,16 +2343,16 @@
             <w:pPr>
               <w:jc w:val="center"/>
               <w:rPr>
-                <w:rFonts w:ascii="Calibri" w:cs="Calibri" w:eastAsia="Calibri" w:hAnsi="Calibri"/>
-                <w:color w:val="1f3864"/>
-                <w:sz w:val="18"/>
-                <w:szCs w:val="18"/>
-              </w:rPr>
-            </w:pPr>
-            <w:r>
-              <w:rPr>
-                <w:rFonts w:ascii="Calibri" w:cs="Calibri" w:eastAsia="Calibri" w:hAnsi="Calibri"/>
-                <w:color w:val="1f3864"/>
+                <w:b w:val="1"/>
+                <w:bCs w:val="1"/>
+                <w:sz w:val="18"/>
+                <w:szCs w:val="18"/>
+              </w:rPr>
+            </w:pPr>
+            <w:r>
+              <w:rPr>
+                <w:b w:val="1"/>
+                <w:bCs w:val="1"/>
                 <w:sz w:val="18"/>
                 <w:szCs w:val="18"/>
                 <w:rtl w:val="0"/>
@@ -2063,16 +2369,16 @@
             <w:pPr>
               <w:jc w:val="center"/>
               <w:rPr>
-                <w:rFonts w:ascii="Calibri" w:cs="Calibri" w:eastAsia="Calibri" w:hAnsi="Calibri"/>
-                <w:color w:val="1f3864"/>
-                <w:sz w:val="18"/>
-                <w:szCs w:val="18"/>
-              </w:rPr>
-            </w:pPr>
-            <w:r>
-              <w:rPr>
-                <w:rFonts w:ascii="Calibri" w:cs="Calibri" w:eastAsia="Calibri" w:hAnsi="Calibri"/>
-                <w:color w:val="1f3864"/>
+                <w:b w:val="1"/>
+                <w:bCs w:val="1"/>
+                <w:sz w:val="18"/>
+                <w:szCs w:val="18"/>
+              </w:rPr>
+            </w:pPr>
+            <w:r>
+              <w:rPr>
+                <w:b w:val="1"/>
+                <w:bCs w:val="1"/>
                 <w:sz w:val="18"/>
                 <w:szCs w:val="18"/>
                 <w:rtl w:val="0"/>
@@ -2089,16 +2395,16 @@
             <w:pPr>
               <w:jc w:val="center"/>
               <w:rPr>
-                <w:rFonts w:ascii="Calibri" w:cs="Calibri" w:eastAsia="Calibri" w:hAnsi="Calibri"/>
-                <w:color w:val="1f3864"/>
-                <w:sz w:val="18"/>
-                <w:szCs w:val="18"/>
-              </w:rPr>
-            </w:pPr>
-            <w:r>
-              <w:rPr>
-                <w:rFonts w:ascii="Calibri" w:cs="Calibri" w:eastAsia="Calibri" w:hAnsi="Calibri"/>
-                <w:color w:val="1f3864"/>
+                <w:b w:val="1"/>
+                <w:bCs w:val="1"/>
+                <w:sz w:val="18"/>
+                <w:szCs w:val="18"/>
+              </w:rPr>
+            </w:pPr>
+            <w:r>
+              <w:rPr>
+                <w:b w:val="1"/>
+                <w:bCs w:val="1"/>
                 <w:sz w:val="18"/>
                 <w:szCs w:val="18"/>
                 <w:rtl w:val="0"/>
@@ -2115,16 +2421,16 @@
             <w:pPr>
               <w:jc w:val="center"/>
               <w:rPr>
-                <w:rFonts w:ascii="Calibri" w:cs="Calibri" w:eastAsia="Calibri" w:hAnsi="Calibri"/>
-                <w:color w:val="1f3864"/>
-                <w:sz w:val="18"/>
-                <w:szCs w:val="18"/>
-              </w:rPr>
-            </w:pPr>
-            <w:r>
-              <w:rPr>
-                <w:rFonts w:ascii="Calibri" w:cs="Calibri" w:eastAsia="Calibri" w:hAnsi="Calibri"/>
-                <w:color w:val="1f3864"/>
+                <w:b w:val="1"/>
+                <w:bCs w:val="1"/>
+                <w:sz w:val="18"/>
+                <w:szCs w:val="18"/>
+              </w:rPr>
+            </w:pPr>
+            <w:r>
+              <w:rPr>
+                <w:b w:val="1"/>
+                <w:bCs w:val="1"/>
                 <w:sz w:val="18"/>
                 <w:szCs w:val="18"/>
                 <w:rtl w:val="0"/>
@@ -2141,16 +2447,16 @@
             <w:pPr>
               <w:jc w:val="center"/>
               <w:rPr>
-                <w:rFonts w:ascii="Calibri" w:cs="Calibri" w:eastAsia="Calibri" w:hAnsi="Calibri"/>
-                <w:color w:val="1f3864"/>
-                <w:sz w:val="18"/>
-                <w:szCs w:val="18"/>
-              </w:rPr>
-            </w:pPr>
-            <w:r>
-              <w:rPr>
-                <w:rFonts w:ascii="Calibri" w:cs="Calibri" w:eastAsia="Calibri" w:hAnsi="Calibri"/>
-                <w:color w:val="1f3864"/>
+                <w:b w:val="1"/>
+                <w:bCs w:val="1"/>
+                <w:sz w:val="18"/>
+                <w:szCs w:val="18"/>
+              </w:rPr>
+            </w:pPr>
+            <w:r>
+              <w:rPr>
+                <w:b w:val="1"/>
+                <w:bCs w:val="1"/>
                 <w:sz w:val="18"/>
                 <w:szCs w:val="18"/>
                 <w:rtl w:val="0"/>
@@ -2167,16 +2473,16 @@
             <w:pPr>
               <w:jc w:val="center"/>
               <w:rPr>
-                <w:rFonts w:ascii="Calibri" w:cs="Calibri" w:eastAsia="Calibri" w:hAnsi="Calibri"/>
-                <w:color w:val="1f3864"/>
-                <w:sz w:val="18"/>
-                <w:szCs w:val="18"/>
-              </w:rPr>
-            </w:pPr>
-            <w:r>
-              <w:rPr>
-                <w:rFonts w:ascii="Calibri" w:cs="Calibri" w:eastAsia="Calibri" w:hAnsi="Calibri"/>
-                <w:color w:val="1f3864"/>
+                <w:b w:val="1"/>
+                <w:bCs w:val="1"/>
+                <w:sz w:val="18"/>
+                <w:szCs w:val="18"/>
+              </w:rPr>
+            </w:pPr>
+            <w:r>
+              <w:rPr>
+                <w:b w:val="1"/>
+                <w:bCs w:val="1"/>
                 <w:sz w:val="18"/>
                 <w:szCs w:val="18"/>
                 <w:rtl w:val="0"/>
@@ -2193,16 +2499,16 @@
             <w:pPr>
               <w:jc w:val="center"/>
               <w:rPr>
-                <w:rFonts w:ascii="Calibri" w:cs="Calibri" w:eastAsia="Calibri" w:hAnsi="Calibri"/>
-                <w:color w:val="1f3864"/>
-                <w:sz w:val="18"/>
-                <w:szCs w:val="18"/>
-              </w:rPr>
-            </w:pPr>
-            <w:r>
-              <w:rPr>
-                <w:rFonts w:ascii="Calibri" w:cs="Calibri" w:eastAsia="Calibri" w:hAnsi="Calibri"/>
-                <w:color w:val="1f3864"/>
+                <w:b w:val="1"/>
+                <w:bCs w:val="1"/>
+                <w:sz w:val="18"/>
+                <w:szCs w:val="18"/>
+              </w:rPr>
+            </w:pPr>
+            <w:r>
+              <w:rPr>
+                <w:b w:val="1"/>
+                <w:bCs w:val="1"/>
                 <w:sz w:val="18"/>
                 <w:szCs w:val="18"/>
                 <w:rtl w:val="0"/>
@@ -2219,16 +2525,16 @@
             <w:pPr>
               <w:jc w:val="center"/>
               <w:rPr>
-                <w:rFonts w:ascii="Calibri" w:cs="Calibri" w:eastAsia="Calibri" w:hAnsi="Calibri"/>
-                <w:color w:val="1f3864"/>
-                <w:sz w:val="18"/>
-                <w:szCs w:val="18"/>
-              </w:rPr>
-            </w:pPr>
-            <w:r>
-              <w:rPr>
-                <w:rFonts w:ascii="Calibri" w:cs="Calibri" w:eastAsia="Calibri" w:hAnsi="Calibri"/>
-                <w:color w:val="1f3864"/>
+                <w:b w:val="1"/>
+                <w:bCs w:val="1"/>
+                <w:sz w:val="18"/>
+                <w:szCs w:val="18"/>
+              </w:rPr>
+            </w:pPr>
+            <w:r>
+              <w:rPr>
+                <w:b w:val="1"/>
+                <w:bCs w:val="1"/>
                 <w:sz w:val="18"/>
                 <w:szCs w:val="18"/>
                 <w:rtl w:val="0"/>
@@ -2252,16 +2558,16 @@
             <w:pPr>
               <w:jc w:val="center"/>
               <w:rPr>
-                <w:rFonts w:ascii="Calibri" w:cs="Calibri" w:eastAsia="Calibri" w:hAnsi="Calibri"/>
-                <w:color w:val="1f3864"/>
-                <w:sz w:val="18"/>
-                <w:szCs w:val="18"/>
-              </w:rPr>
-            </w:pPr>
-            <w:r>
-              <w:rPr>
-                <w:rFonts w:ascii="Calibri" w:cs="Calibri" w:eastAsia="Calibri" w:hAnsi="Calibri"/>
-                <w:color w:val="1f3864"/>
+                <w:b w:val="1"/>
+                <w:bCs w:val="1"/>
+                <w:sz w:val="18"/>
+                <w:szCs w:val="18"/>
+              </w:rPr>
+            </w:pPr>
+            <w:r>
+              <w:rPr>
+                <w:b w:val="1"/>
+                <w:bCs w:val="1"/>
                 <w:sz w:val="18"/>
                 <w:szCs w:val="18"/>
                 <w:rtl w:val="0"/>
@@ -2278,16 +2584,16 @@
             <w:pPr>
               <w:jc w:val="center"/>
               <w:rPr>
-                <w:rFonts w:ascii="Calibri" w:cs="Calibri" w:eastAsia="Calibri" w:hAnsi="Calibri"/>
-                <w:color w:val="1f3864"/>
-                <w:sz w:val="18"/>
-                <w:szCs w:val="18"/>
-              </w:rPr>
-            </w:pPr>
-            <w:r>
-              <w:rPr>
-                <w:rFonts w:ascii="Calibri" w:cs="Calibri" w:eastAsia="Calibri" w:hAnsi="Calibri"/>
-                <w:color w:val="1f3864"/>
+                <w:b w:val="1"/>
+                <w:bCs w:val="1"/>
+                <w:sz w:val="18"/>
+                <w:szCs w:val="18"/>
+              </w:rPr>
+            </w:pPr>
+            <w:r>
+              <w:rPr>
+                <w:b w:val="1"/>
+                <w:bCs w:val="1"/>
                 <w:sz w:val="18"/>
                 <w:szCs w:val="18"/>
                 <w:rtl w:val="0"/>
@@ -2304,16 +2610,16 @@
             <w:pPr>
               <w:jc w:val="center"/>
               <w:rPr>
-                <w:rFonts w:ascii="Calibri" w:cs="Calibri" w:eastAsia="Calibri" w:hAnsi="Calibri"/>
-                <w:color w:val="1f3864"/>
-                <w:sz w:val="18"/>
-                <w:szCs w:val="18"/>
-              </w:rPr>
-            </w:pPr>
-            <w:r>
-              <w:rPr>
-                <w:rFonts w:ascii="Calibri" w:cs="Calibri" w:eastAsia="Calibri" w:hAnsi="Calibri"/>
-                <w:color w:val="1f3864"/>
+                <w:b w:val="1"/>
+                <w:bCs w:val="1"/>
+                <w:sz w:val="18"/>
+                <w:szCs w:val="18"/>
+              </w:rPr>
+            </w:pPr>
+            <w:r>
+              <w:rPr>
+                <w:b w:val="1"/>
+                <w:bCs w:val="1"/>
                 <w:sz w:val="18"/>
                 <w:szCs w:val="18"/>
                 <w:rtl w:val="0"/>
@@ -2330,16 +2636,16 @@
             <w:pPr>
               <w:jc w:val="center"/>
               <w:rPr>
-                <w:rFonts w:ascii="Calibri" w:cs="Calibri" w:eastAsia="Calibri" w:hAnsi="Calibri"/>
-                <w:color w:val="1f3864"/>
-                <w:sz w:val="18"/>
-                <w:szCs w:val="18"/>
-              </w:rPr>
-            </w:pPr>
-            <w:r>
-              <w:rPr>
-                <w:rFonts w:ascii="Calibri" w:cs="Calibri" w:eastAsia="Calibri" w:hAnsi="Calibri"/>
-                <w:color w:val="1f3864"/>
+                <w:b w:val="1"/>
+                <w:bCs w:val="1"/>
+                <w:sz w:val="18"/>
+                <w:szCs w:val="18"/>
+              </w:rPr>
+            </w:pPr>
+            <w:r>
+              <w:rPr>
+                <w:b w:val="1"/>
+                <w:bCs w:val="1"/>
                 <w:sz w:val="18"/>
                 <w:szCs w:val="18"/>
                 <w:rtl w:val="0"/>
@@ -2356,16 +2662,16 @@
             <w:pPr>
               <w:jc w:val="center"/>
               <w:rPr>
-                <w:rFonts w:ascii="Calibri" w:cs="Calibri" w:eastAsia="Calibri" w:hAnsi="Calibri"/>
-                <w:color w:val="1f3864"/>
-                <w:sz w:val="18"/>
-                <w:szCs w:val="18"/>
-              </w:rPr>
-            </w:pPr>
-            <w:r>
-              <w:rPr>
-                <w:rFonts w:ascii="Calibri" w:cs="Calibri" w:eastAsia="Calibri" w:hAnsi="Calibri"/>
-                <w:color w:val="1f3864"/>
+                <w:b w:val="1"/>
+                <w:bCs w:val="1"/>
+                <w:sz w:val="18"/>
+                <w:szCs w:val="18"/>
+              </w:rPr>
+            </w:pPr>
+            <w:r>
+              <w:rPr>
+                <w:b w:val="1"/>
+                <w:bCs w:val="1"/>
                 <w:sz w:val="18"/>
                 <w:szCs w:val="18"/>
                 <w:rtl w:val="0"/>
@@ -2382,16 +2688,16 @@
             <w:pPr>
               <w:jc w:val="center"/>
               <w:rPr>
-                <w:rFonts w:ascii="Calibri" w:cs="Calibri" w:eastAsia="Calibri" w:hAnsi="Calibri"/>
-                <w:color w:val="1f3864"/>
-                <w:sz w:val="18"/>
-                <w:szCs w:val="18"/>
-              </w:rPr>
-            </w:pPr>
-            <w:r>
-              <w:rPr>
-                <w:rFonts w:ascii="Calibri" w:cs="Calibri" w:eastAsia="Calibri" w:hAnsi="Calibri"/>
-                <w:color w:val="1f3864"/>
+                <w:b w:val="1"/>
+                <w:bCs w:val="1"/>
+                <w:sz w:val="18"/>
+                <w:szCs w:val="18"/>
+              </w:rPr>
+            </w:pPr>
+            <w:r>
+              <w:rPr>
+                <w:b w:val="1"/>
+                <w:bCs w:val="1"/>
                 <w:sz w:val="18"/>
                 <w:szCs w:val="18"/>
                 <w:rtl w:val="0"/>
@@ -2408,16 +2714,16 @@
             <w:pPr>
               <w:jc w:val="center"/>
               <w:rPr>
-                <w:rFonts w:ascii="Calibri" w:cs="Calibri" w:eastAsia="Calibri" w:hAnsi="Calibri"/>
-                <w:color w:val="1f3864"/>
-                <w:sz w:val="18"/>
-                <w:szCs w:val="18"/>
-              </w:rPr>
-            </w:pPr>
-            <w:r>
-              <w:rPr>
-                <w:rFonts w:ascii="Calibri" w:cs="Calibri" w:eastAsia="Calibri" w:hAnsi="Calibri"/>
-                <w:color w:val="1f3864"/>
+                <w:b w:val="1"/>
+                <w:bCs w:val="1"/>
+                <w:sz w:val="18"/>
+                <w:szCs w:val="18"/>
+              </w:rPr>
+            </w:pPr>
+            <w:r>
+              <w:rPr>
+                <w:b w:val="1"/>
+                <w:bCs w:val="1"/>
                 <w:sz w:val="18"/>
                 <w:szCs w:val="18"/>
                 <w:rtl w:val="0"/>
@@ -2434,16 +2740,16 @@
             <w:pPr>
               <w:jc w:val="center"/>
               <w:rPr>
-                <w:rFonts w:ascii="Calibri" w:cs="Calibri" w:eastAsia="Calibri" w:hAnsi="Calibri"/>
-                <w:color w:val="1f3864"/>
-                <w:sz w:val="18"/>
-                <w:szCs w:val="18"/>
-              </w:rPr>
-            </w:pPr>
-            <w:r>
-              <w:rPr>
-                <w:rFonts w:ascii="Calibri" w:cs="Calibri" w:eastAsia="Calibri" w:hAnsi="Calibri"/>
-                <w:color w:val="1f3864"/>
+                <w:b w:val="1"/>
+                <w:bCs w:val="1"/>
+                <w:sz w:val="18"/>
+                <w:szCs w:val="18"/>
+              </w:rPr>
+            </w:pPr>
+            <w:r>
+              <w:rPr>
+                <w:b w:val="1"/>
+                <w:bCs w:val="1"/>
                 <w:sz w:val="18"/>
                 <w:szCs w:val="18"/>
                 <w:rtl w:val="0"/>
@@ -2467,16 +2773,16 @@
             <w:pPr>
               <w:jc w:val="center"/>
               <w:rPr>
-                <w:rFonts w:ascii="Calibri" w:cs="Calibri" w:eastAsia="Calibri" w:hAnsi="Calibri"/>
-                <w:color w:val="1f3864"/>
-                <w:sz w:val="18"/>
-                <w:szCs w:val="18"/>
-              </w:rPr>
-            </w:pPr>
-            <w:r>
-              <w:rPr>
-                <w:rFonts w:ascii="Calibri" w:cs="Calibri" w:eastAsia="Calibri" w:hAnsi="Calibri"/>
-                <w:color w:val="1f3864"/>
+                <w:b w:val="1"/>
+                <w:bCs w:val="1"/>
+                <w:sz w:val="18"/>
+                <w:szCs w:val="18"/>
+              </w:rPr>
+            </w:pPr>
+            <w:r>
+              <w:rPr>
+                <w:b w:val="1"/>
+                <w:bCs w:val="1"/>
                 <w:sz w:val="18"/>
                 <w:szCs w:val="18"/>
                 <w:rtl w:val="0"/>
@@ -2493,16 +2799,16 @@
             <w:pPr>
               <w:jc w:val="center"/>
               <w:rPr>
-                <w:rFonts w:ascii="Calibri" w:cs="Calibri" w:eastAsia="Calibri" w:hAnsi="Calibri"/>
-                <w:color w:val="1f3864"/>
-                <w:sz w:val="18"/>
-                <w:szCs w:val="18"/>
-              </w:rPr>
-            </w:pPr>
-            <w:r>
-              <w:rPr>
-                <w:rFonts w:ascii="Calibri" w:cs="Calibri" w:eastAsia="Calibri" w:hAnsi="Calibri"/>
-                <w:color w:val="1f3864"/>
+                <w:b w:val="1"/>
+                <w:bCs w:val="1"/>
+                <w:sz w:val="18"/>
+                <w:szCs w:val="18"/>
+              </w:rPr>
+            </w:pPr>
+            <w:r>
+              <w:rPr>
+                <w:b w:val="1"/>
+                <w:bCs w:val="1"/>
                 <w:sz w:val="18"/>
                 <w:szCs w:val="18"/>
                 <w:rtl w:val="0"/>
@@ -2519,16 +2825,16 @@
             <w:pPr>
               <w:jc w:val="center"/>
               <w:rPr>
-                <w:rFonts w:ascii="Calibri" w:cs="Calibri" w:eastAsia="Calibri" w:hAnsi="Calibri"/>
-                <w:color w:val="1f3864"/>
-                <w:sz w:val="18"/>
-                <w:szCs w:val="18"/>
-              </w:rPr>
-            </w:pPr>
-            <w:r>
-              <w:rPr>
-                <w:rFonts w:ascii="Calibri" w:cs="Calibri" w:eastAsia="Calibri" w:hAnsi="Calibri"/>
-                <w:color w:val="1f3864"/>
+                <w:b w:val="1"/>
+                <w:bCs w:val="1"/>
+                <w:sz w:val="18"/>
+                <w:szCs w:val="18"/>
+              </w:rPr>
+            </w:pPr>
+            <w:r>
+              <w:rPr>
+                <w:b w:val="1"/>
+                <w:bCs w:val="1"/>
                 <w:sz w:val="18"/>
                 <w:szCs w:val="18"/>
                 <w:rtl w:val="0"/>
@@ -2545,16 +2851,16 @@
             <w:pPr>
               <w:jc w:val="center"/>
               <w:rPr>
-                <w:rFonts w:ascii="Calibri" w:cs="Calibri" w:eastAsia="Calibri" w:hAnsi="Calibri"/>
-                <w:color w:val="1f3864"/>
-                <w:sz w:val="18"/>
-                <w:szCs w:val="18"/>
-              </w:rPr>
-            </w:pPr>
-            <w:r>
-              <w:rPr>
-                <w:rFonts w:ascii="Calibri" w:cs="Calibri" w:eastAsia="Calibri" w:hAnsi="Calibri"/>
-                <w:color w:val="1f3864"/>
+                <w:b w:val="1"/>
+                <w:bCs w:val="1"/>
+                <w:sz w:val="18"/>
+                <w:szCs w:val="18"/>
+              </w:rPr>
+            </w:pPr>
+            <w:r>
+              <w:rPr>
+                <w:b w:val="1"/>
+                <w:bCs w:val="1"/>
                 <w:sz w:val="18"/>
                 <w:szCs w:val="18"/>
                 <w:rtl w:val="0"/>
@@ -2571,16 +2877,16 @@
             <w:pPr>
               <w:jc w:val="center"/>
               <w:rPr>
-                <w:rFonts w:ascii="Calibri" w:cs="Calibri" w:eastAsia="Calibri" w:hAnsi="Calibri"/>
-                <w:color w:val="1f3864"/>
-                <w:sz w:val="18"/>
-                <w:szCs w:val="18"/>
-              </w:rPr>
-            </w:pPr>
-            <w:r>
-              <w:rPr>
-                <w:rFonts w:ascii="Calibri" w:cs="Calibri" w:eastAsia="Calibri" w:hAnsi="Calibri"/>
-                <w:color w:val="1f3864"/>
+                <w:b w:val="1"/>
+                <w:bCs w:val="1"/>
+                <w:sz w:val="18"/>
+                <w:szCs w:val="18"/>
+              </w:rPr>
+            </w:pPr>
+            <w:r>
+              <w:rPr>
+                <w:b w:val="1"/>
+                <w:bCs w:val="1"/>
                 <w:sz w:val="18"/>
                 <w:szCs w:val="18"/>
                 <w:rtl w:val="0"/>
@@ -2597,16 +2903,16 @@
             <w:pPr>
               <w:jc w:val="center"/>
               <w:rPr>
-                <w:rFonts w:ascii="Calibri" w:cs="Calibri" w:eastAsia="Calibri" w:hAnsi="Calibri"/>
-                <w:color w:val="1f3864"/>
-                <w:sz w:val="18"/>
-                <w:szCs w:val="18"/>
-              </w:rPr>
-            </w:pPr>
-            <w:r>
-              <w:rPr>
-                <w:rFonts w:ascii="Calibri" w:cs="Calibri" w:eastAsia="Calibri" w:hAnsi="Calibri"/>
-                <w:color w:val="1f3864"/>
+                <w:b w:val="1"/>
+                <w:bCs w:val="1"/>
+                <w:sz w:val="18"/>
+                <w:szCs w:val="18"/>
+              </w:rPr>
+            </w:pPr>
+            <w:r>
+              <w:rPr>
+                <w:b w:val="1"/>
+                <w:bCs w:val="1"/>
                 <w:sz w:val="18"/>
                 <w:szCs w:val="18"/>
                 <w:rtl w:val="0"/>
@@ -2623,16 +2929,16 @@
             <w:pPr>
               <w:jc w:val="center"/>
               <w:rPr>
-                <w:rFonts w:ascii="Calibri" w:cs="Calibri" w:eastAsia="Calibri" w:hAnsi="Calibri"/>
-                <w:color w:val="1f3864"/>
-                <w:sz w:val="18"/>
-                <w:szCs w:val="18"/>
-              </w:rPr>
-            </w:pPr>
-            <w:r>
-              <w:rPr>
-                <w:rFonts w:ascii="Calibri" w:cs="Calibri" w:eastAsia="Calibri" w:hAnsi="Calibri"/>
-                <w:color w:val="1f3864"/>
+                <w:b w:val="1"/>
+                <w:bCs w:val="1"/>
+                <w:sz w:val="18"/>
+                <w:szCs w:val="18"/>
+              </w:rPr>
+            </w:pPr>
+            <w:r>
+              <w:rPr>
+                <w:b w:val="1"/>
+                <w:bCs w:val="1"/>
                 <w:sz w:val="18"/>
                 <w:szCs w:val="18"/>
                 <w:rtl w:val="0"/>
@@ -2649,16 +2955,16 @@
             <w:pPr>
               <w:jc w:val="center"/>
               <w:rPr>
-                <w:rFonts w:ascii="Calibri" w:cs="Calibri" w:eastAsia="Calibri" w:hAnsi="Calibri"/>
-                <w:color w:val="1f3864"/>
-                <w:sz w:val="18"/>
-                <w:szCs w:val="18"/>
-              </w:rPr>
-            </w:pPr>
-            <w:r>
-              <w:rPr>
-                <w:rFonts w:ascii="Calibri" w:cs="Calibri" w:eastAsia="Calibri" w:hAnsi="Calibri"/>
-                <w:color w:val="1f3864"/>
+                <w:b w:val="1"/>
+                <w:bCs w:val="1"/>
+                <w:sz w:val="18"/>
+                <w:szCs w:val="18"/>
+              </w:rPr>
+            </w:pPr>
+            <w:r>
+              <w:rPr>
+                <w:b w:val="1"/>
+                <w:bCs w:val="1"/>
                 <w:sz w:val="18"/>
                 <w:szCs w:val="18"/>
                 <w:rtl w:val="0"/>
@@ -3019,8 +3325,6 @@
           <w:p>
             <w:pPr>
               <w:rPr>
-                <w:b w:val="1"/>
-                <w:bCs w:val="1"/>
                 <w:color w:val="1f3864"/>
               </w:rPr>
             </w:pPr>
@@ -3036,20 +3340,10 @@
               <w:rPr>
                 <w:rtl w:val="0"/>
               </w:rPr>
-              <w:t xml:space="preserve"> </w:t>
-            </w:r>
-            <w:r>
-              <w:rPr>
-                <w:b w:val="1"/>
-                <w:bCs w:val="1"/>
-                <w:rtl w:val="0"/>
-              </w:rPr>
-              <w:t xml:space="preserve">El desarrollo avanzó con agilidad gracias a la arquitectura modular del proyecto y a la adopción de un stack moderno como Fast API, React y la base de datos en la nube Neon, permitiendo que cada integrante trabajará en paralelo. No obstante, surgió una dificultad técnica crítica en el backend debido a un conflicto de compatibilidad entre las librerías de seguridad </w:t>
-            </w:r>
-            <w:r>
-              <w:rPr>
-                <w:b w:val="1"/>
-                <w:bCs w:val="1"/>
+              <w:t xml:space="preserve"> El desarrollo avanzó con agilidad gracias a la arquitectura modular del proyecto y a la adopción de un stack moderno como Fast API, React y la base de datos en la nube Neon, permitiendo que cada integrante trabajará en paralelo. No obstante, surgió una dificultad técnica crítica en el backend debido a un conflicto de compatibilidad entre las librerías de seguridad </w:t>
+            </w:r>
+            <w:r>
+              <w:rPr>
                 <w:i w:val="1"/>
                 <w:iCs w:val="1"/>
                 <w:rtl w:val="0"/>
@@ -3058,16 +3352,12 @@
             </w:r>
             <w:r>
               <w:rPr>
-                <w:b w:val="1"/>
-                <w:bCs w:val="1"/>
                 <w:rtl w:val="0"/>
               </w:rPr>
               <w:t xml:space="preserve"> y </w:t>
             </w:r>
             <w:r>
               <w:rPr>
-                <w:b w:val="1"/>
-                <w:bCs w:val="1"/>
                 <w:i w:val="1"/>
                 <w:iCs w:val="1"/>
                 <w:rtl w:val="0"/>
@@ -3076,16 +3366,12 @@
             </w:r>
             <w:r>
               <w:rPr>
-                <w:b w:val="1"/>
-                <w:bCs w:val="1"/>
                 <w:rtl w:val="0"/>
               </w:rPr>
               <w:t xml:space="preserve">, lo que bloqueaba el registro de usuarios. El equipo investigó el origen del error y lo resolvió reconfigurando el entorno y degradando la versión del paquete </w:t>
             </w:r>
             <w:r>
               <w:rPr>
-                <w:b w:val="1"/>
-                <w:bCs w:val="1"/>
                 <w:i w:val="1"/>
                 <w:iCs w:val="1"/>
                 <w:rtl w:val="0"/>
@@ -3094,8 +3380,6 @@
             </w:r>
             <w:r>
               <w:rPr>
-                <w:b w:val="1"/>
-                <w:bCs w:val="1"/>
                 <w:rtl w:val="0"/>
               </w:rPr>
               <w:t xml:space="preserve"> a una anterior (&lt;4.0.0), logrando estabilizar la autenticación mediante tokens JWT. </w:t>
@@ -3223,62 +3507,59 @@
             </w:pPr>
             <w:r>
               <w:rPr>
-                <w:rtl w:val="0"/>
-              </w:rPr>
-            </w:r>
-          </w:p>
-          <w:p>
-            <w:pPr>
-              <w:jc w:val="both"/>
-              <w:rPr>
-                <w:b w:val="1"/>
-                <w:bCs w:val="1"/>
-                <w:color w:val="c00000"/>
-              </w:rPr>
-            </w:pPr>
-            <w:r>
-              <w:rPr>
-                <w:rFonts w:ascii="Calibri" w:cs="Calibri" w:eastAsia="Calibri" w:hAnsi="Calibri"/>
-                <w:color w:val="1f3864"/>
-                <w:rtl w:val="0"/>
-              </w:rPr>
-              <w:t xml:space="preserve">R: </w:t>
-            </w:r>
-            <w:r>
-              <w:rPr>
-                <w:color w:val="1f3864"/>
-                <w:rtl w:val="0"/>
-              </w:rPr>
-              <w:t xml:space="preserve"> </w:t>
-            </w:r>
-            <w:r>
-              <w:rPr>
-                <w:rtl w:val="0"/>
-              </w:rPr>
-              <w:t xml:space="preserve"> </w:t>
-            </w:r>
-            <w:r>
-              <w:rPr>
-                <w:b w:val="1"/>
-                <w:bCs w:val="1"/>
-                <w:rtl w:val="0"/>
-              </w:rPr>
-              <w:t xml:space="preserve">Se mantuvo el 100% de las actividades y entregables del alcance original del proyecto sin eliminar ninguna tarea, pero se realizó un ajuste metodológico en la secuencia de integración de la Inteligencia Artificial (algoritmo KNN). Esta reprogramación se decidió para evitar inconsistencias técnicas, determinando que la conexión del modelo predictivo con la API se ejecutará tras acordar en una reunión presencial el contrato y formato exacto de los datos de entrada y salida. La solidez del plan inicial se justifica por el correcto desempeño del trabajo por áreas y el uso de herramientas </w:t>
-            </w:r>
-            <w:r>
-              <w:rPr>
-                <w:b w:val="1"/>
-                <w:bCs w:val="1"/>
                 <w:i w:val="1"/>
                 <w:iCs w:val="1"/>
+                <w:color w:val="548dd4"/>
+                <w:sz w:val="20"/>
+                <w:szCs w:val="20"/>
+                <w:rtl w:val="0"/>
+              </w:rPr>
+              <w:t xml:space="preserve">(cambiar)</w:t>
+            </w:r>
+            <w:r>
+              <w:rPr>
+                <w:rtl w:val="0"/>
+              </w:rPr>
+            </w:r>
+          </w:p>
+          <w:p>
+            <w:pPr>
+              <w:jc w:val="both"/>
+              <w:rPr>
+                <w:color w:val="c00000"/>
+              </w:rPr>
+            </w:pPr>
+            <w:r>
+              <w:rPr>
+                <w:rFonts w:ascii="Calibri" w:cs="Calibri" w:eastAsia="Calibri" w:hAnsi="Calibri"/>
+                <w:color w:val="1f3864"/>
+                <w:rtl w:val="0"/>
+              </w:rPr>
+              <w:t xml:space="preserve">R: </w:t>
+            </w:r>
+            <w:r>
+              <w:rPr>
+                <w:color w:val="1f3864"/>
+                <w:rtl w:val="0"/>
+              </w:rPr>
+              <w:t xml:space="preserve"> </w:t>
+            </w:r>
+            <w:r>
+              <w:rPr>
+                <w:rtl w:val="0"/>
+              </w:rPr>
+              <w:t xml:space="preserve"> Se mantuvo el 100% de las actividades y entregables del alcance original del proyecto sin eliminar ninguna tarea, pero se realizó un ajuste metodológico en la secuencia de integración de la Inteligencia Artificial (algoritmo KNN). Esta reprogramación se decidió para evitar inconsistencias técnicas, determinando que la conexión del modelo predictivo con la API se ejecutará tras acordar en una reunión presencial el contrato y formato exacto de los datos de entrada y salida. La solidez del plan inicial se justifica por el correcto desempeño del trabajo por áreas y el uso de herramientas </w:t>
+            </w:r>
+            <w:r>
+              <w:rPr>
+                <w:i w:val="1"/>
+                <w:iCs w:val="1"/>
                 <w:rtl w:val="0"/>
               </w:rPr>
               <w:t xml:space="preserve">open-source</w:t>
             </w:r>
             <w:r>
               <w:rPr>
-                <w:b w:val="1"/>
-                <w:bCs w:val="1"/>
                 <w:rtl w:val="0"/>
               </w:rPr>
               <w:t xml:space="preserve">. </w:t>
@@ -3427,10 +3708,7 @@
           <w:p>
             <w:pPr>
               <w:jc w:val="both"/>
-              <w:rPr>
-                <w:b w:val="1"/>
-                <w:bCs w:val="1"/>
-              </w:rPr>
+              <w:rPr/>
             </w:pPr>
             <w:r>
               <w:rPr>
@@ -3442,25 +3720,18 @@
             </w:r>
             <w:r>
               <w:rPr>
-                <w:b w:val="1"/>
-                <w:bCs w:val="1"/>
                 <w:rtl w:val="0"/>
               </w:rPr>
               <w:t xml:space="preserve">Tanto la "Integración Backend-Frontend" como la "Integración de la Inteligencia Artificial" se encuentran en estado no iniciado. En el caso de la interfaz y la API, el retraso fue una decisión estratégica para priorizar la consolidación del núcleo de seguridad (módulo de login, roles y protección de rutas con JWT) antes de exponerlas al cliente gráfico. Para avanzar sin comprometer el cronograma del Proyecto APT, la próxima semana se conectará el catálogo público de productos y se sostendrá la sesión presencial con el área de IA para vincular el algoritmo a la ruta </w:t>
             </w:r>
             <w:r>
               <w:rPr>
-                <w:rFonts w:ascii="Roboto Mono" w:cs="Roboto Mono" w:eastAsia="Roboto Mono" w:hAnsi="Roboto Mono"/>
-                <w:b w:val="1"/>
-                <w:bCs w:val="1"/>
                 <w:rtl w:val="0"/>
               </w:rPr>
               <w:t xml:space="preserve">/recomendar-kit/</w:t>
             </w:r>
             <w:r>
               <w:rPr>
-                <w:b w:val="1"/>
-                <w:bCs w:val="1"/>
                 <w:rtl w:val="0"/>
               </w:rPr>
               <w:t xml:space="preserve"> ya construida en el servidor. </w:t>
@@ -3570,7 +3841,7 @@
       </w:r>
     </w:p>
     <w:sectPr>
-      <w:headerReference r:id="rId9" w:type="default"/>
+      <w:headerReference r:id="rId12" w:type="default"/>
       <w:pgSz w:h="16838" w:w="11906" w:orient="portrait"/>
       <w:pgMar w:bottom="1417" w:top="1417" w:left="1701" w:right="1701" w:header="708" w:footer="708"/>
       <w:pgNumType w:start="1"/>
@@ -3806,7 +4077,7 @@
               <wp:inline distB="0" distT="0" distL="0" distR="0">
                 <wp:extent cx="1996440" cy="428625"/>
                 <wp:effectExtent b="0" l="0" r="0" t="0"/>
-                <wp:docPr descr="http://www.duoc.cl/normasgraficas/normasgraficas/marca-duoc/6logo-fondo-transparente/fondo-transparente.png" id="29" name="image1.png"/>
+                <wp:docPr descr="http://www.duoc.cl/normasgraficas/normasgraficas/marca-duoc/6logo-fondo-transparente/fondo-transparente.png" id="30" name="image1.png"/>
                 <a:graphic>
                   <a:graphicData uri="http://schemas.openxmlformats.org/drawingml/2006/picture">
                     <pic:pic>
